--- a/files/RESUME_PETER_A_SAYEGH_S26_EE.docx
+++ b/files/RESUME_PETER_A_SAYEGH_S26_EE.docx
@@ -619,7 +619,13 @@
         <w:t xml:space="preserve"> </w:t>
       </w:r>
       <w:r>
-        <w:t>Circuits,</w:t>
+        <w:t>Circuits</w:t>
+      </w:r>
+      <w:r>
+        <w:t xml:space="preserve"> (IC)</w:t>
+      </w:r>
+      <w:r>
+        <w:t>,</w:t>
       </w:r>
       <w:r>
         <w:rPr>
@@ -671,6 +677,12 @@
           <w:spacing w:val="-2"/>
         </w:rPr>
         <w:t>Microwave Circuit Design</w:t>
+      </w:r>
+      <w:r>
+        <w:rPr>
+          <w:spacing w:val="-2"/>
+        </w:rPr>
+        <w:t>, Power Management IC, Millimeter-wave IC Design</w:t>
       </w:r>
     </w:p>
     <w:p>
@@ -745,7 +757,14 @@
           <w:b/>
           <w:sz w:val="20"/>
         </w:rPr>
-        <w:t>Ecole</w:t>
+        <w:t>É</w:t>
+      </w:r>
+      <w:r>
+        <w:rPr>
+          <w:b/>
+          <w:sz w:val="20"/>
+        </w:rPr>
+        <w:t>cole</w:t>
       </w:r>
       <w:r>
         <w:rPr>
@@ -1286,16 +1305,14 @@
           <w:lang w:val="fr-FR"/>
         </w:rPr>
       </w:pPr>
-      <w:proofErr w:type="spellStart"/>
       <w:r>
         <w:rPr>
           <w:b/>
           <w:sz w:val="20"/>
           <w:lang w:val="fr-FR"/>
         </w:rPr>
-        <w:t>Ecole</w:t>
-      </w:r>
-      <w:proofErr w:type="spellEnd"/>
+        <w:t>École</w:t>
+      </w:r>
       <w:r>
         <w:rPr>
           <w:b/>
@@ -2959,7 +2976,7 @@
           <w:b/>
           <w:sz w:val="20"/>
         </w:rPr>
-        <w:t>Runway Detection for Autonomous Aircrafts</w:t>
+        <w:t>Fully Differential Switched-Capacitor Amplifier</w:t>
       </w:r>
       <w:r>
         <w:rPr>
@@ -2973,7 +2990,7 @@
         <w:rPr>
           <w:sz w:val="20"/>
         </w:rPr>
-        <w:t>Sep - Dec</w:t>
+        <w:t>Feb – May</w:t>
       </w:r>
       <w:r>
         <w:rPr>
@@ -2987,7 +3004,14 @@
           <w:spacing w:val="-4"/>
           <w:sz w:val="20"/>
         </w:rPr>
-        <w:t>2025</w:t>
+        <w:t>202</w:t>
+      </w:r>
+      <w:r>
+        <w:rPr>
+          <w:spacing w:val="-4"/>
+          <w:sz w:val="20"/>
+        </w:rPr>
+        <w:t>6</w:t>
       </w:r>
     </w:p>
     <w:p>
@@ -2995,21 +3019,22 @@
         <w:pStyle w:val="ListParagraph"/>
         <w:numPr>
           <w:ilvl w:val="0"/>
-          <w:numId w:val="1"/>
+          <w:numId w:val="5"/>
         </w:numPr>
         <w:tabs>
-          <w:tab w:val="left" w:pos="735"/>
+          <w:tab w:val="left" w:pos="10068"/>
         </w:tabs>
-        <w:ind w:right="720"/>
-        <w:rPr>
-          <w:sz w:val="20"/>
-        </w:rPr>
-      </w:pPr>
-      <w:r>
-        <w:rPr>
-          <w:sz w:val="20"/>
-        </w:rPr>
-        <w:t>Developed Hough Transform and RANSAC filtering pipeline, validated on ~6,000 simulated flight approach images</w:t>
+        <w:rPr>
+          <w:sz w:val="20"/>
+          <w:lang w:val="en-FR"/>
+        </w:rPr>
+      </w:pPr>
+      <w:r>
+        <w:rPr>
+          <w:sz w:val="20"/>
+          <w:lang w:val="en-FR"/>
+        </w:rPr>
+        <w:t>Designed folded-cascode OTA with CMFB in 0.18 µm CMOS, achieving 56.6 dB gain, 71° phase margin, and 333 dB CMRR at 486 µW</w:t>
       </w:r>
     </w:p>
     <w:p>
@@ -3017,61 +3042,51 @@
         <w:pStyle w:val="ListParagraph"/>
         <w:numPr>
           <w:ilvl w:val="0"/>
-          <w:numId w:val="1"/>
+          <w:numId w:val="5"/>
         </w:numPr>
-        <w:tabs>
-          <w:tab w:val="left" w:pos="735"/>
-        </w:tabs>
-        <w:ind w:right="720"/>
-        <w:rPr>
-          <w:sz w:val="20"/>
-        </w:rPr>
-      </w:pPr>
-      <w:r>
-        <w:rPr>
-          <w:sz w:val="20"/>
-        </w:rPr>
-        <w:t>Implemented geometric validation constraints (parallelism, vanishing poin</w:t>
-      </w:r>
-      <w:r>
-        <w:rPr>
-          <w:sz w:val="20"/>
-        </w:rPr>
-        <w:t>t</w:t>
-      </w:r>
-      <w:r>
-        <w:rPr>
-          <w:sz w:val="20"/>
-        </w:rPr>
-        <w:t>) under varying weather and distance conditions</w:t>
-      </w:r>
-    </w:p>
-    <w:p>
-      <w:pPr>
         <w:tabs>
           <w:tab w:val="left" w:pos="10068"/>
         </w:tabs>
         <w:rPr>
-          <w:b/>
-          <w:sz w:val="20"/>
-        </w:rPr>
-      </w:pPr>
+          <w:sz w:val="20"/>
+          <w:lang w:val="en-FR"/>
+        </w:rPr>
+      </w:pPr>
+      <w:r>
+        <w:rPr>
+          <w:sz w:val="20"/>
+          <w:lang w:val="en-FR"/>
+        </w:rPr>
+        <w:t>Derived settling and slew-rate constraints to meet 0.09% settling error within 28 ns for a 7-bit 16 MHz pipelined ADC</w:t>
+      </w:r>
     </w:p>
     <w:p>
       <w:pPr>
         <w:tabs>
           <w:tab w:val="left" w:pos="10068"/>
         </w:tabs>
-        <w:rPr>
-          <w:sz w:val="20"/>
-        </w:rPr>
-      </w:pPr>
-      <w:r>
-        <w:rPr>
-          <w:b/>
-          <w:sz w:val="20"/>
-        </w:rPr>
-        <w:t xml:space="preserve">        </w:t>
+        <w:ind w:left="360"/>
+        <w:rPr>
+          <w:b/>
+          <w:sz w:val="20"/>
+        </w:rPr>
+      </w:pPr>
+    </w:p>
+    <w:p>
+      <w:pPr>
+        <w:tabs>
+          <w:tab w:val="left" w:pos="10068"/>
+        </w:tabs>
+        <w:rPr>
+          <w:sz w:val="20"/>
+        </w:rPr>
+      </w:pPr>
+      <w:r>
+        <w:rPr>
+          <w:b/>
+          <w:sz w:val="20"/>
+        </w:rPr>
+        <w:t xml:space="preserve">       </w:t>
       </w:r>
       <w:r>
         <w:rPr>
@@ -3108,15 +3123,29 @@
         <w:spacing w:line="244" w:lineRule="exact"/>
         <w:ind w:left="360"/>
         <w:rPr>
-          <w:sz w:val="20"/>
-        </w:rPr>
-      </w:pPr>
-      <w:r>
-        <w:rPr>
-          <w:b/>
-          <w:sz w:val="20"/>
-        </w:rPr>
-        <w:t>On-chip CMOS Feedback Amplifier Design</w:t>
+          <w:b/>
+          <w:bCs/>
+          <w:sz w:val="20"/>
+          <w:lang w:val="en-FR"/>
+        </w:rPr>
+      </w:pPr>
+      <w:proofErr w:type="spellStart"/>
+      <w:r>
+        <w:rPr>
+          <w:b/>
+          <w:bCs/>
+          <w:sz w:val="20"/>
+        </w:rPr>
+        <w:t>SignSpeak</w:t>
+      </w:r>
+      <w:proofErr w:type="spellEnd"/>
+      <w:r>
+        <w:rPr>
+          <w:b/>
+          <w:bCs/>
+          <w:sz w:val="20"/>
+        </w:rPr>
+        <w:t>: ASL Recognition on Microcontroller</w:t>
       </w:r>
       <w:r>
         <w:rPr>
@@ -3130,252 +3159,21 @@
         <w:rPr>
           <w:sz w:val="20"/>
         </w:rPr>
-        <w:t>Sep - Dec</w:t>
-      </w:r>
-      <w:r>
-        <w:rPr>
-          <w:spacing w:val="-2"/>
-          <w:sz w:val="20"/>
-        </w:rPr>
-        <w:t xml:space="preserve"> </w:t>
+        <w:t xml:space="preserve">Feb – May </w:t>
       </w:r>
       <w:r>
         <w:rPr>
           <w:spacing w:val="-4"/>
           <w:sz w:val="20"/>
         </w:rPr>
-        <w:t>2025</w:t>
-      </w:r>
-    </w:p>
-    <w:p>
-      <w:pPr>
-        <w:pStyle w:val="ListParagraph"/>
-        <w:numPr>
-          <w:ilvl w:val="0"/>
-          <w:numId w:val="1"/>
-        </w:numPr>
-        <w:tabs>
-          <w:tab w:val="left" w:pos="735"/>
-        </w:tabs>
-        <w:ind w:right="720"/>
-        <w:rPr>
-          <w:sz w:val="20"/>
-        </w:rPr>
-      </w:pPr>
-      <w:r>
-        <w:rPr>
-          <w:sz w:val="20"/>
-        </w:rPr>
-        <w:t xml:space="preserve">Designed </w:t>
-      </w:r>
-      <w:r>
-        <w:rPr>
-          <w:sz w:val="20"/>
-        </w:rPr>
-        <w:t xml:space="preserve">a </w:t>
-      </w:r>
-      <w:r>
-        <w:rPr>
-          <w:sz w:val="20"/>
-        </w:rPr>
-        <w:t>two-stage Miller-compensated OTA in 0.25 µm CMOS</w:t>
-      </w:r>
-      <w:r>
-        <w:rPr>
-          <w:sz w:val="20"/>
-        </w:rPr>
-        <w:t>,</w:t>
-      </w:r>
-      <w:r>
-        <w:rPr>
-          <w:sz w:val="20"/>
-        </w:rPr>
-        <w:t xml:space="preserve"> achieving 95 dB gain, 81.5° phase margin, and 407 kHz </w:t>
-      </w:r>
-      <w:r>
-        <w:rPr>
-          <w:sz w:val="20"/>
-        </w:rPr>
-        <w:t xml:space="preserve">closed-loop </w:t>
-      </w:r>
-      <w:r>
-        <w:rPr>
-          <w:sz w:val="20"/>
-        </w:rPr>
-        <w:t>bandwidth with &lt;1% overshoot</w:t>
-      </w:r>
-    </w:p>
-    <w:p>
-      <w:pPr>
-        <w:pStyle w:val="ListParagraph"/>
-        <w:numPr>
-          <w:ilvl w:val="0"/>
-          <w:numId w:val="1"/>
-        </w:numPr>
-        <w:tabs>
-          <w:tab w:val="left" w:pos="735"/>
-        </w:tabs>
-        <w:ind w:right="720"/>
-        <w:rPr>
-          <w:sz w:val="20"/>
-        </w:rPr>
-      </w:pPr>
-      <w:r>
-        <w:rPr>
-          <w:sz w:val="20"/>
-        </w:rPr>
-        <w:t xml:space="preserve">Optimized compensation network (3 pF, 1 </w:t>
-      </w:r>
-      <w:proofErr w:type="spellStart"/>
-      <w:r>
-        <w:rPr>
-          <w:sz w:val="20"/>
-        </w:rPr>
-        <w:t>kΩ</w:t>
-      </w:r>
-      <w:proofErr w:type="spellEnd"/>
-      <w:r>
-        <w:rPr>
-          <w:sz w:val="20"/>
-        </w:rPr>
-        <w:t>) to drive 20 pF load while consuming 247 µA</w:t>
-      </w:r>
-      <w:r>
-        <w:rPr>
-          <w:sz w:val="20"/>
-        </w:rPr>
-        <w:t xml:space="preserve">, </w:t>
-      </w:r>
-      <w:r>
-        <w:rPr>
-          <w:sz w:val="20"/>
-        </w:rPr>
-        <w:t>50% below power budget</w:t>
-      </w:r>
-    </w:p>
-    <w:p>
-      <w:pPr>
-        <w:tabs>
-          <w:tab w:val="left" w:pos="10068"/>
-        </w:tabs>
-        <w:ind w:left="360"/>
-        <w:rPr>
-          <w:b/>
-          <w:sz w:val="20"/>
-        </w:rPr>
-      </w:pPr>
-    </w:p>
-    <w:p>
-      <w:pPr>
-        <w:tabs>
-          <w:tab w:val="left" w:pos="10068"/>
-        </w:tabs>
-        <w:rPr>
-          <w:sz w:val="20"/>
-        </w:rPr>
-      </w:pPr>
-      <w:r>
-        <w:rPr>
-          <w:b/>
-          <w:sz w:val="20"/>
-        </w:rPr>
-        <w:t xml:space="preserve">       </w:t>
-      </w:r>
-      <w:r>
-        <w:rPr>
-          <w:b/>
-          <w:sz w:val="20"/>
-        </w:rPr>
-        <w:t>Columbia University</w:t>
-      </w:r>
-      <w:r>
-        <w:rPr>
-          <w:b/>
-          <w:sz w:val="20"/>
-        </w:rPr>
-        <w:tab/>
-      </w:r>
-      <w:r>
-        <w:rPr>
-          <w:sz w:val="20"/>
-        </w:rPr>
-        <w:t>New York, N</w:t>
-      </w:r>
-      <w:r>
-        <w:rPr>
-          <w:sz w:val="20"/>
-        </w:rPr>
-        <w:t>Y</w:t>
-      </w:r>
-    </w:p>
-    <w:p>
-      <w:pPr>
-        <w:tabs>
-          <w:tab w:val="left" w:pos="9565"/>
-        </w:tabs>
-        <w:spacing w:line="244" w:lineRule="exact"/>
-        <w:ind w:left="360"/>
-        <w:rPr>
-          <w:b/>
-          <w:bCs/>
-          <w:sz w:val="20"/>
-          <w:lang w:val="en-FR"/>
-        </w:rPr>
-      </w:pPr>
-      <w:r>
-        <w:rPr>
-          <w:b/>
-          <w:bCs/>
-          <w:sz w:val="20"/>
-          <w:lang w:val="en-FR"/>
-        </w:rPr>
-        <w:t>All-Region DC Model for MOSFET with Physics-</w:t>
-      </w:r>
-      <w:r>
-        <w:rPr>
-          <w:b/>
-          <w:bCs/>
-          <w:sz w:val="20"/>
-          <w:lang w:val="en-FR"/>
-        </w:rPr>
-        <w:t>b</w:t>
-      </w:r>
-      <w:r>
-        <w:rPr>
-          <w:b/>
-          <w:bCs/>
-          <w:sz w:val="20"/>
-          <w:lang w:val="en-FR"/>
-        </w:rPr>
-        <w:t>ased Parameter Extraction</w:t>
-      </w:r>
-      <w:r>
-        <w:rPr>
-          <w:b/>
-          <w:sz w:val="20"/>
-        </w:rPr>
-        <w:tab/>
-        <w:t xml:space="preserve">         </w:t>
-      </w:r>
-      <w:r>
-        <w:rPr>
-          <w:sz w:val="20"/>
-        </w:rPr>
-        <w:t>Sep - Dec</w:t>
-      </w:r>
-      <w:r>
-        <w:rPr>
-          <w:spacing w:val="-2"/>
-          <w:sz w:val="20"/>
-        </w:rPr>
-        <w:t xml:space="preserve"> </w:t>
+        <w:t>202</w:t>
       </w:r>
       <w:r>
         <w:rPr>
           <w:spacing w:val="-4"/>
           <w:sz w:val="20"/>
         </w:rPr>
-        <w:t>2025</w:t>
+        <w:t>6</w:t>
       </w:r>
     </w:p>
     <w:p>
@@ -3390,24 +3188,18 @@
         </w:tabs>
         <w:ind w:right="720"/>
         <w:rPr>
-          <w:b/>
-          <w:sz w:val="20"/>
-        </w:rPr>
-      </w:pPr>
-      <w:r>
-        <w:rPr>
           <w:bCs/>
           <w:sz w:val="20"/>
           <w:lang w:val="en-FR"/>
         </w:rPr>
-        <w:t>Developed</w:t>
-      </w:r>
+      </w:pPr>
       <w:r>
         <w:rPr>
           <w:bCs/>
           <w:sz w:val="20"/>
-        </w:rPr>
-        <w:t xml:space="preserve"> MOSFET model incorporating mobility degradation, body effect, and channel length modulation effects</w:t>
+          <w:lang w:val="en-FR"/>
+        </w:rPr>
+        <w:t>Deployed 16K-parameter depthwise-separable CNN on ESP32S3 via TFLite Micro INT8 quantization, achieving 97.4% accuracy in 67.4 KB flash</w:t>
       </w:r>
     </w:p>
     <w:p>
@@ -3422,16 +3214,34 @@
         </w:tabs>
         <w:ind w:right="720"/>
         <w:rPr>
-          <w:b/>
-          <w:sz w:val="20"/>
-        </w:rPr>
-      </w:pPr>
-      <w:r>
-        <w:rPr>
           <w:bCs/>
           <w:sz w:val="20"/>
-        </w:rPr>
-        <w:t>Achieved O(N) complexity at 380 µs per evaluation with continuous DC characteristics passing industry benchmark tests</w:t>
+          <w:lang w:val="en-FR"/>
+        </w:rPr>
+      </w:pPr>
+      <w:r>
+        <w:rPr>
+          <w:bCs/>
+          <w:sz w:val="20"/>
+          <w:lang w:val="en-FR"/>
+        </w:rPr>
+        <w:t xml:space="preserve">Built </w:t>
+      </w:r>
+      <w:r>
+        <w:rPr>
+          <w:bCs/>
+          <w:sz w:val="20"/>
+          <w:lang w:val="en-FR"/>
+        </w:rPr>
+        <w:t>a full</w:t>
+      </w:r>
+      <w:r>
+        <w:rPr>
+          <w:bCs/>
+          <w:sz w:val="20"/>
+          <w:lang w:val="en-FR"/>
+        </w:rPr>
+        <w:t xml:space="preserve"> on-device inference pipeline from camera capture to OLED display, &lt;110 ms latency with no cloud dependency</w:t>
       </w:r>
       <w:r>
         <w:rPr>
@@ -3449,156 +3259,27 @@
         <w:ind w:left="360"/>
         <w:rPr>
           <w:sz w:val="20"/>
-          <w:lang w:val="fr-FR"/>
-        </w:rPr>
-      </w:pPr>
-      <w:proofErr w:type="spellStart"/>
-      <w:r>
-        <w:rPr>
-          <w:b/>
-          <w:sz w:val="20"/>
-          <w:lang w:val="fr-FR"/>
-        </w:rPr>
-        <w:t>Ecole</w:t>
-      </w:r>
-      <w:proofErr w:type="spellEnd"/>
-      <w:r>
-        <w:rPr>
-          <w:b/>
-          <w:spacing w:val="-7"/>
-          <w:sz w:val="20"/>
-          <w:lang w:val="fr-FR"/>
-        </w:rPr>
-        <w:t xml:space="preserve"> </w:t>
-      </w:r>
-      <w:r>
-        <w:rPr>
-          <w:b/>
-          <w:sz w:val="20"/>
-          <w:lang w:val="fr-FR"/>
-        </w:rPr>
-        <w:t>Polytechnique</w:t>
-      </w:r>
-      <w:r>
-        <w:rPr>
-          <w:b/>
-          <w:spacing w:val="-6"/>
-          <w:sz w:val="20"/>
-          <w:lang w:val="fr-FR"/>
-        </w:rPr>
-        <w:t xml:space="preserve"> </w:t>
-      </w:r>
-      <w:r>
-        <w:rPr>
-          <w:b/>
-          <w:sz w:val="20"/>
-          <w:lang w:val="fr-FR"/>
-        </w:rPr>
-        <w:t>-</w:t>
-      </w:r>
-      <w:r>
-        <w:rPr>
-          <w:b/>
-          <w:spacing w:val="-6"/>
-          <w:sz w:val="20"/>
-          <w:lang w:val="fr-FR"/>
-        </w:rPr>
-        <w:t xml:space="preserve"> </w:t>
-      </w:r>
-      <w:r>
-        <w:rPr>
-          <w:b/>
-          <w:sz w:val="20"/>
-          <w:lang w:val="fr-FR"/>
-        </w:rPr>
-        <w:t>Center</w:t>
-      </w:r>
-      <w:r>
-        <w:rPr>
-          <w:b/>
-          <w:spacing w:val="-7"/>
-          <w:sz w:val="20"/>
-          <w:lang w:val="fr-FR"/>
-        </w:rPr>
-        <w:t xml:space="preserve"> </w:t>
-      </w:r>
-      <w:r>
-        <w:rPr>
-          <w:b/>
-          <w:sz w:val="20"/>
-          <w:lang w:val="fr-FR"/>
-        </w:rPr>
-        <w:t>for</w:t>
-      </w:r>
-      <w:r>
-        <w:rPr>
-          <w:b/>
-          <w:spacing w:val="-6"/>
-          <w:sz w:val="20"/>
-          <w:lang w:val="fr-FR"/>
-        </w:rPr>
-        <w:t xml:space="preserve"> </w:t>
-      </w:r>
-      <w:proofErr w:type="spellStart"/>
-      <w:r>
-        <w:rPr>
-          <w:b/>
-          <w:sz w:val="20"/>
-          <w:lang w:val="fr-FR"/>
-        </w:rPr>
-        <w:t>Theoretical</w:t>
-      </w:r>
-      <w:proofErr w:type="spellEnd"/>
-      <w:r>
-        <w:rPr>
-          <w:b/>
-          <w:spacing w:val="-6"/>
-          <w:sz w:val="20"/>
-          <w:lang w:val="fr-FR"/>
-        </w:rPr>
-        <w:t xml:space="preserve"> </w:t>
-      </w:r>
-      <w:proofErr w:type="spellStart"/>
-      <w:r>
-        <w:rPr>
-          <w:b/>
-          <w:spacing w:val="-2"/>
-          <w:sz w:val="20"/>
-          <w:lang w:val="fr-FR"/>
-        </w:rPr>
-        <w:t>Physics</w:t>
-      </w:r>
-      <w:proofErr w:type="spellEnd"/>
-      <w:r>
-        <w:rPr>
-          <w:b/>
-          <w:sz w:val="20"/>
-          <w:lang w:val="fr-FR"/>
+        </w:rPr>
+      </w:pPr>
+      <w:r>
+        <w:rPr>
+          <w:b/>
+          <w:sz w:val="20"/>
+        </w:rPr>
+        <w:t>Columbia University</w:t>
+      </w:r>
+      <w:r>
+        <w:rPr>
+          <w:b/>
+          <w:sz w:val="20"/>
         </w:rPr>
         <w:tab/>
       </w:r>
       <w:r>
         <w:rPr>
           <w:sz w:val="20"/>
-          <w:lang w:val="fr-FR"/>
-        </w:rPr>
-        <w:t>Palaiseau,</w:t>
-      </w:r>
-      <w:r>
-        <w:rPr>
-          <w:spacing w:val="-10"/>
-          <w:sz w:val="20"/>
-          <w:lang w:val="fr-FR"/>
-        </w:rPr>
-        <w:t xml:space="preserve"> </w:t>
-      </w:r>
-      <w:r>
-        <w:rPr>
-          <w:spacing w:val="-5"/>
-          <w:sz w:val="20"/>
-          <w:lang w:val="fr-FR"/>
-        </w:rPr>
-        <w:t>FR</w:t>
+        </w:rPr>
+        <w:t>New York, NY</w:t>
       </w:r>
     </w:p>
     <w:p>
@@ -3617,119 +3298,310 @@
           <w:b/>
           <w:sz w:val="20"/>
         </w:rPr>
-        <w:t>Dynamic Stability and Levitation Control in</w:t>
-      </w:r>
-      <w:r>
-        <w:rPr>
-          <w:b/>
-          <w:spacing w:val="-8"/>
-          <w:sz w:val="20"/>
-        </w:rPr>
-        <w:t xml:space="preserve"> </w:t>
-      </w:r>
-      <w:r>
-        <w:rPr>
-          <w:b/>
-          <w:sz w:val="20"/>
-        </w:rPr>
-        <w:t>Magnetic</w:t>
-      </w:r>
-      <w:r>
-        <w:rPr>
-          <w:b/>
-          <w:spacing w:val="-7"/>
-          <w:sz w:val="20"/>
-        </w:rPr>
-        <w:t xml:space="preserve"> </w:t>
-      </w:r>
-      <w:r>
-        <w:rPr>
-          <w:b/>
-          <w:sz w:val="20"/>
-        </w:rPr>
-        <w:t>Levitation (Maglev)</w:t>
-      </w:r>
-      <w:r>
-        <w:rPr>
-          <w:b/>
-          <w:spacing w:val="-7"/>
-          <w:sz w:val="20"/>
-        </w:rPr>
-        <w:t xml:space="preserve"> </w:t>
-      </w:r>
-      <w:r>
-        <w:rPr>
-          <w:b/>
+        <w:t>250 MS/s 8-bit Current-Steering DAC</w:t>
+      </w:r>
+      <w:r>
+        <w:rPr>
+          <w:b/>
+          <w:sz w:val="20"/>
+        </w:rPr>
+        <w:tab/>
+      </w:r>
+      <w:r>
+        <w:rPr>
+          <w:b/>
+          <w:sz w:val="20"/>
+        </w:rPr>
+        <w:t xml:space="preserve">       </w:t>
+      </w:r>
+      <w:r>
+        <w:rPr>
+          <w:sz w:val="20"/>
+        </w:rPr>
+        <w:t>Feb</w:t>
+      </w:r>
+      <w:r>
+        <w:rPr>
+          <w:spacing w:val="-4"/>
+          <w:sz w:val="20"/>
+        </w:rPr>
+        <w:t xml:space="preserve"> </w:t>
+      </w:r>
+      <w:r>
+        <w:rPr>
+          <w:sz w:val="20"/>
+        </w:rPr>
+        <w:t>-</w:t>
+      </w:r>
+      <w:r>
+        <w:rPr>
+          <w:spacing w:val="-3"/>
+          <w:sz w:val="20"/>
+        </w:rPr>
+        <w:t xml:space="preserve"> </w:t>
+      </w:r>
+      <w:r>
+        <w:rPr>
+          <w:sz w:val="20"/>
+        </w:rPr>
+        <w:t>May</w:t>
+      </w:r>
+      <w:r>
+        <w:rPr>
           <w:spacing w:val="-2"/>
           <w:sz w:val="20"/>
         </w:rPr>
-        <w:t>Systems</w:t>
-      </w:r>
-      <w:r>
-        <w:rPr>
-          <w:b/>
-          <w:sz w:val="20"/>
+        <w:t xml:space="preserve"> </w:t>
+      </w:r>
+      <w:r>
+        <w:rPr>
+          <w:spacing w:val="-4"/>
+          <w:sz w:val="20"/>
+        </w:rPr>
+        <w:t>202</w:t>
+      </w:r>
+      <w:r>
+        <w:rPr>
+          <w:spacing w:val="-4"/>
+          <w:sz w:val="20"/>
+        </w:rPr>
+        <w:t>6</w:t>
+      </w:r>
+    </w:p>
+    <w:p>
+      <w:pPr>
+        <w:pStyle w:val="BodyText"/>
+        <w:numPr>
+          <w:ilvl w:val="0"/>
+          <w:numId w:val="4"/>
+        </w:numPr>
+        <w:spacing w:before="25"/>
+        <w:ind w:left="709"/>
+        <w:rPr>
+          <w:lang w:val="en-FR"/>
+        </w:rPr>
+      </w:pPr>
+      <w:r>
+        <w:rPr>
+          <w:lang w:val="en-FR"/>
+        </w:rPr>
+        <w:t>Designed 3+5 segmented current-steering DAC in 0.18 µm CMOS with thermometer MSBs and per-cell trim DACs, achieving SFDR &gt;66 dB and DNL &lt;2×10⁻⁴ LSB across all process corners</w:t>
+      </w:r>
+    </w:p>
+    <w:p>
+      <w:pPr>
+        <w:pStyle w:val="BodyText"/>
+        <w:numPr>
+          <w:ilvl w:val="0"/>
+          <w:numId w:val="4"/>
+        </w:numPr>
+        <w:spacing w:before="25"/>
+        <w:ind w:left="709"/>
+        <w:rPr>
+          <w:lang w:val="en-FR"/>
+        </w:rPr>
+      </w:pPr>
+      <w:r>
+        <w:rPr>
+          <w:szCs w:val="22"/>
+          <w:lang w:val="en-FR"/>
+        </w:rPr>
+        <w:t>Optimized cascode unit cell sizing to meet 1% mismatch budget, delivering ≥1.53 Vpp,diff into 100 Ω at 250 MS/s within 27.6 mW</w:t>
+      </w:r>
+    </w:p>
+    <w:p>
+      <w:pPr>
+        <w:pStyle w:val="BodyText"/>
+        <w:spacing w:before="25"/>
+        <w:ind w:left="0" w:firstLine="0"/>
+        <w:rPr>
+          <w:lang w:val="en-FR"/>
+        </w:rPr>
+      </w:pPr>
+    </w:p>
+    <w:p>
+      <w:pPr>
+        <w:tabs>
+          <w:tab w:val="left" w:pos="735"/>
+        </w:tabs>
+        <w:ind w:right="180"/>
+        <w:rPr>
+          <w:b/>
+          <w:bCs/>
+          <w:sz w:val="20"/>
+          <w:lang w:val="en-FR"/>
+        </w:rPr>
+      </w:pPr>
+      <w:r>
+        <w:rPr>
+          <w:sz w:val="20"/>
+          <w:lang w:val="en-FR"/>
+        </w:rPr>
+        <w:t xml:space="preserve">        </w:t>
+      </w:r>
+      <w:r>
+        <w:rPr>
+          <w:b/>
+          <w:bCs/>
+          <w:sz w:val="20"/>
+          <w:lang w:val="en-FR"/>
+        </w:rPr>
+        <w:t>É</w:t>
+      </w:r>
+      <w:r>
+        <w:rPr>
+          <w:b/>
+          <w:bCs/>
+          <w:sz w:val="20"/>
+          <w:lang w:val="en-FR"/>
+        </w:rPr>
+        <w:t>cole Polytechnique - Center for Theoretical Physics</w:t>
+      </w:r>
+      <w:r>
+        <w:rPr>
+          <w:b/>
+          <w:bCs/>
+          <w:sz w:val="20"/>
+          <w:lang w:val="en-FR"/>
         </w:rPr>
         <w:tab/>
       </w:r>
       <w:r>
         <w:rPr>
-          <w:sz w:val="20"/>
-        </w:rPr>
-        <w:t>Feb</w:t>
-      </w:r>
-      <w:r>
-        <w:rPr>
-          <w:spacing w:val="-5"/>
-          <w:sz w:val="20"/>
-        </w:rPr>
-        <w:t xml:space="preserve"> </w:t>
-      </w:r>
-      <w:r>
-        <w:rPr>
-          <w:sz w:val="20"/>
-        </w:rPr>
-        <w:t>2024</w:t>
-      </w:r>
-      <w:r>
-        <w:rPr>
-          <w:spacing w:val="-4"/>
-          <w:sz w:val="20"/>
-        </w:rPr>
-        <w:t xml:space="preserve"> </w:t>
-      </w:r>
-      <w:r>
-        <w:rPr>
-          <w:sz w:val="20"/>
-        </w:rPr>
-        <w:t>-</w:t>
-      </w:r>
-      <w:r>
-        <w:rPr>
-          <w:spacing w:val="-3"/>
-          <w:sz w:val="20"/>
-        </w:rPr>
-        <w:t xml:space="preserve"> </w:t>
-      </w:r>
-      <w:r>
-        <w:rPr>
-          <w:sz w:val="20"/>
-        </w:rPr>
-        <w:t>Jul</w:t>
-      </w:r>
-      <w:r>
-        <w:rPr>
-          <w:spacing w:val="-2"/>
-          <w:sz w:val="20"/>
-        </w:rPr>
-        <w:t xml:space="preserve"> </w:t>
-      </w:r>
-      <w:r>
-        <w:rPr>
-          <w:spacing w:val="-4"/>
-          <w:sz w:val="20"/>
-        </w:rPr>
-        <w:t>2025</w:t>
+          <w:b/>
+          <w:bCs/>
+          <w:sz w:val="20"/>
+          <w:lang w:val="en-FR"/>
+        </w:rPr>
+        <w:tab/>
+      </w:r>
+      <w:r>
+        <w:rPr>
+          <w:b/>
+          <w:bCs/>
+          <w:sz w:val="20"/>
+          <w:lang w:val="en-FR"/>
+        </w:rPr>
+        <w:tab/>
+      </w:r>
+      <w:r>
+        <w:rPr>
+          <w:b/>
+          <w:bCs/>
+          <w:sz w:val="20"/>
+          <w:lang w:val="en-FR"/>
+        </w:rPr>
+        <w:tab/>
+      </w:r>
+      <w:r>
+        <w:rPr>
+          <w:b/>
+          <w:bCs/>
+          <w:sz w:val="20"/>
+          <w:lang w:val="en-FR"/>
+        </w:rPr>
+        <w:tab/>
+      </w:r>
+      <w:r>
+        <w:rPr>
+          <w:b/>
+          <w:bCs/>
+          <w:sz w:val="20"/>
+          <w:lang w:val="en-FR"/>
+        </w:rPr>
+        <w:tab/>
+      </w:r>
+      <w:r>
+        <w:rPr>
+          <w:b/>
+          <w:bCs/>
+          <w:sz w:val="20"/>
+          <w:lang w:val="en-FR"/>
+        </w:rPr>
+        <w:tab/>
+        <w:t xml:space="preserve">        </w:t>
+      </w:r>
+      <w:r>
+        <w:rPr>
+          <w:b/>
+          <w:bCs/>
+          <w:sz w:val="20"/>
+          <w:lang w:val="en-FR"/>
+        </w:rPr>
+        <w:tab/>
+      </w:r>
+      <w:r>
+        <w:rPr>
+          <w:sz w:val="20"/>
+          <w:lang w:val="en-FR"/>
+        </w:rPr>
+        <w:t>Palaiseau, FR</w:t>
+      </w:r>
+    </w:p>
+    <w:p>
+      <w:pPr>
+        <w:tabs>
+          <w:tab w:val="left" w:pos="735"/>
+        </w:tabs>
+        <w:ind w:right="180"/>
+        <w:rPr>
+          <w:sz w:val="20"/>
+          <w:lang w:val="en-FR"/>
+        </w:rPr>
+      </w:pPr>
+      <w:r>
+        <w:rPr>
+          <w:b/>
+          <w:bCs/>
+          <w:sz w:val="20"/>
+          <w:lang w:val="en-FR"/>
+        </w:rPr>
+        <w:t xml:space="preserve">        </w:t>
+      </w:r>
+      <w:r>
+        <w:rPr>
+          <w:b/>
+          <w:bCs/>
+          <w:sz w:val="20"/>
+          <w:lang w:val="en-FR"/>
+        </w:rPr>
+        <w:t>Dynamic Stability and Levitation Control in Magnetic Levitation (Maglev) Systems</w:t>
+      </w:r>
+      <w:r>
+        <w:rPr>
+          <w:sz w:val="20"/>
+          <w:lang w:val="en-FR"/>
+        </w:rPr>
+        <w:tab/>
+      </w:r>
+      <w:r>
+        <w:rPr>
+          <w:sz w:val="20"/>
+          <w:lang w:val="en-FR"/>
+        </w:rPr>
+        <w:tab/>
+      </w:r>
+      <w:r>
+        <w:rPr>
+          <w:sz w:val="20"/>
+          <w:lang w:val="en-FR"/>
+        </w:rPr>
+        <w:tab/>
+      </w:r>
+      <w:r>
+        <w:rPr>
+          <w:sz w:val="20"/>
+          <w:lang w:val="en-FR"/>
+        </w:rPr>
+        <w:tab/>
+        <w:t xml:space="preserve">        </w:t>
+      </w:r>
+      <w:r>
+        <w:rPr>
+          <w:sz w:val="20"/>
+          <w:lang w:val="en-FR"/>
+        </w:rPr>
+        <w:t>Feb 2024 - Jul 2025</w:t>
       </w:r>
     </w:p>
     <w:p>
@@ -3737,397 +3609,58 @@
         <w:pStyle w:val="ListParagraph"/>
         <w:numPr>
           <w:ilvl w:val="0"/>
-          <w:numId w:val="1"/>
-        </w:numPr>
-        <w:tabs>
-          <w:tab w:val="left" w:pos="734"/>
-        </w:tabs>
-        <w:spacing w:line="254" w:lineRule="exact"/>
-        <w:ind w:left="734" w:hanging="384"/>
-        <w:rPr>
-          <w:sz w:val="20"/>
-        </w:rPr>
-      </w:pPr>
-      <w:r>
-        <w:rPr>
-          <w:sz w:val="20"/>
-        </w:rPr>
-        <w:t>Designed and constructed</w:t>
-      </w:r>
-      <w:r>
-        <w:rPr>
-          <w:spacing w:val="-9"/>
-          <w:sz w:val="20"/>
-        </w:rPr>
-        <w:t xml:space="preserve"> </w:t>
-      </w:r>
-      <w:r>
-        <w:rPr>
-          <w:sz w:val="20"/>
-        </w:rPr>
-        <w:t>a</w:t>
-      </w:r>
-      <w:r>
-        <w:rPr>
-          <w:spacing w:val="-7"/>
-          <w:sz w:val="20"/>
-        </w:rPr>
-        <w:t xml:space="preserve"> </w:t>
-      </w:r>
-      <w:r>
-        <w:rPr>
-          <w:sz w:val="20"/>
-        </w:rPr>
-        <w:t>scaled</w:t>
-      </w:r>
-      <w:r>
-        <w:rPr>
-          <w:spacing w:val="-7"/>
-          <w:sz w:val="20"/>
-        </w:rPr>
-        <w:t xml:space="preserve"> </w:t>
-      </w:r>
-      <w:r>
-        <w:rPr>
-          <w:sz w:val="20"/>
-        </w:rPr>
-        <w:t>Maglev</w:t>
-      </w:r>
-      <w:r>
-        <w:rPr>
-          <w:spacing w:val="-7"/>
-          <w:sz w:val="20"/>
-        </w:rPr>
-        <w:t xml:space="preserve"> </w:t>
-      </w:r>
-      <w:r>
-        <w:rPr>
-          <w:sz w:val="20"/>
-        </w:rPr>
-        <w:t>train</w:t>
-      </w:r>
-      <w:r>
-        <w:rPr>
-          <w:spacing w:val="-7"/>
-          <w:sz w:val="20"/>
-        </w:rPr>
-        <w:t xml:space="preserve"> </w:t>
-      </w:r>
-      <w:r>
-        <w:rPr>
-          <w:sz w:val="20"/>
-        </w:rPr>
-        <w:t>prototype</w:t>
-      </w:r>
-      <w:r>
-        <w:rPr>
-          <w:spacing w:val="-7"/>
-          <w:sz w:val="20"/>
-        </w:rPr>
-        <w:t xml:space="preserve"> </w:t>
-      </w:r>
-      <w:r>
-        <w:rPr>
-          <w:sz w:val="20"/>
-        </w:rPr>
-        <w:t>using</w:t>
-      </w:r>
-      <w:r>
-        <w:rPr>
-          <w:spacing w:val="-7"/>
-          <w:sz w:val="20"/>
-        </w:rPr>
-        <w:t xml:space="preserve"> </w:t>
-      </w:r>
-      <w:r>
-        <w:rPr>
-          <w:sz w:val="20"/>
-        </w:rPr>
-        <w:t>magnetic</w:t>
-      </w:r>
-      <w:r>
-        <w:rPr>
-          <w:spacing w:val="-7"/>
-          <w:sz w:val="20"/>
-        </w:rPr>
-        <w:t xml:space="preserve"> </w:t>
-      </w:r>
-      <w:r>
-        <w:rPr>
-          <w:sz w:val="20"/>
-        </w:rPr>
-        <w:t>field</w:t>
-      </w:r>
-      <w:r>
-        <w:rPr>
-          <w:spacing w:val="-7"/>
-          <w:sz w:val="20"/>
-        </w:rPr>
-        <w:t xml:space="preserve"> </w:t>
-      </w:r>
-      <w:r>
-        <w:rPr>
-          <w:sz w:val="20"/>
-        </w:rPr>
-        <w:t>analysis,</w:t>
-      </w:r>
-      <w:r>
-        <w:rPr>
-          <w:spacing w:val="-7"/>
-          <w:sz w:val="20"/>
-        </w:rPr>
-        <w:t xml:space="preserve"> </w:t>
-      </w:r>
-      <w:r>
-        <w:rPr>
-          <w:sz w:val="20"/>
-        </w:rPr>
-        <w:t>achieving</w:t>
-      </w:r>
-      <w:r>
-        <w:rPr>
-          <w:spacing w:val="-7"/>
-          <w:sz w:val="20"/>
-        </w:rPr>
-        <w:t xml:space="preserve"> </w:t>
-      </w:r>
-      <w:r>
-        <w:rPr>
-          <w:sz w:val="20"/>
-        </w:rPr>
-        <w:t>96%</w:t>
-      </w:r>
-      <w:r>
-        <w:rPr>
-          <w:spacing w:val="-8"/>
-          <w:sz w:val="20"/>
-        </w:rPr>
-        <w:t xml:space="preserve"> </w:t>
-      </w:r>
-      <w:r>
-        <w:rPr>
-          <w:sz w:val="20"/>
-        </w:rPr>
-        <w:t>theoretical</w:t>
-      </w:r>
-      <w:r>
-        <w:rPr>
-          <w:spacing w:val="-6"/>
-          <w:sz w:val="20"/>
-        </w:rPr>
-        <w:t xml:space="preserve"> </w:t>
-      </w:r>
-      <w:r>
-        <w:rPr>
-          <w:spacing w:val="-2"/>
-          <w:sz w:val="20"/>
-        </w:rPr>
-        <w:t>validation</w:t>
-      </w:r>
-    </w:p>
-    <w:p>
-      <w:pPr>
-        <w:pStyle w:val="ListParagraph"/>
-        <w:numPr>
-          <w:ilvl w:val="0"/>
-          <w:numId w:val="1"/>
+          <w:numId w:val="6"/>
         </w:numPr>
         <w:tabs>
           <w:tab w:val="left" w:pos="735"/>
         </w:tabs>
-        <w:ind w:right="720"/>
-        <w:rPr>
-          <w:sz w:val="20"/>
-        </w:rPr>
-      </w:pPr>
-      <w:r>
-        <w:rPr>
-          <w:sz w:val="20"/>
-        </w:rPr>
-        <w:t>Extrapolated</w:t>
-      </w:r>
-      <w:r>
-        <w:rPr>
-          <w:spacing w:val="-3"/>
-          <w:sz w:val="20"/>
-        </w:rPr>
-        <w:t xml:space="preserve"> </w:t>
-      </w:r>
-      <w:r>
-        <w:rPr>
-          <w:sz w:val="20"/>
-        </w:rPr>
-        <w:t>results</w:t>
-      </w:r>
-      <w:r>
-        <w:rPr>
-          <w:spacing w:val="-3"/>
-          <w:sz w:val="20"/>
-        </w:rPr>
-        <w:t xml:space="preserve"> </w:t>
-      </w:r>
-      <w:r>
-        <w:rPr>
-          <w:sz w:val="20"/>
-        </w:rPr>
-        <w:t>to</w:t>
-      </w:r>
-      <w:r>
-        <w:rPr>
-          <w:spacing w:val="-3"/>
-          <w:sz w:val="20"/>
-        </w:rPr>
-        <w:t xml:space="preserve"> </w:t>
-      </w:r>
-      <w:r>
-        <w:rPr>
-          <w:sz w:val="20"/>
-        </w:rPr>
-        <w:t>a</w:t>
-      </w:r>
-      <w:r>
-        <w:rPr>
-          <w:spacing w:val="-3"/>
-          <w:sz w:val="20"/>
-        </w:rPr>
-        <w:t xml:space="preserve"> </w:t>
-      </w:r>
-      <w:r>
-        <w:rPr>
-          <w:sz w:val="20"/>
-        </w:rPr>
-        <w:t>real</w:t>
-      </w:r>
-      <w:r>
-        <w:rPr>
-          <w:spacing w:val="-3"/>
-          <w:sz w:val="20"/>
-        </w:rPr>
-        <w:t xml:space="preserve"> </w:t>
-      </w:r>
-      <w:r>
-        <w:rPr>
-          <w:sz w:val="20"/>
-        </w:rPr>
-        <w:t>Electromagnetic</w:t>
-      </w:r>
-      <w:r>
-        <w:rPr>
-          <w:spacing w:val="-3"/>
-          <w:sz w:val="20"/>
-        </w:rPr>
-        <w:t xml:space="preserve"> </w:t>
-      </w:r>
-      <w:r>
-        <w:rPr>
-          <w:sz w:val="20"/>
-        </w:rPr>
-        <w:t>Suspension</w:t>
-      </w:r>
-      <w:r>
-        <w:rPr>
-          <w:spacing w:val="-3"/>
-          <w:sz w:val="20"/>
-        </w:rPr>
-        <w:t xml:space="preserve"> </w:t>
-      </w:r>
-      <w:r>
-        <w:rPr>
-          <w:sz w:val="20"/>
-        </w:rPr>
-        <w:t>engine</w:t>
-      </w:r>
-      <w:r>
-        <w:rPr>
-          <w:spacing w:val="-3"/>
-          <w:sz w:val="20"/>
-        </w:rPr>
-        <w:t xml:space="preserve"> </w:t>
-      </w:r>
-      <w:r>
-        <w:rPr>
-          <w:sz w:val="20"/>
-        </w:rPr>
-        <w:t>scale,</w:t>
-      </w:r>
-      <w:r>
-        <w:rPr>
-          <w:spacing w:val="-3"/>
-          <w:sz w:val="20"/>
-        </w:rPr>
-        <w:t xml:space="preserve"> </w:t>
-      </w:r>
-      <w:r>
-        <w:rPr>
-          <w:sz w:val="20"/>
-        </w:rPr>
-        <w:t>predicting</w:t>
-      </w:r>
-      <w:r>
-        <w:rPr>
-          <w:spacing w:val="-3"/>
-          <w:sz w:val="20"/>
-        </w:rPr>
-        <w:t xml:space="preserve"> </w:t>
-      </w:r>
-      <w:r>
-        <w:rPr>
-          <w:sz w:val="20"/>
-        </w:rPr>
-        <w:t>capacity</w:t>
-      </w:r>
-      <w:r>
-        <w:rPr>
-          <w:spacing w:val="-3"/>
-          <w:sz w:val="20"/>
-        </w:rPr>
-        <w:t xml:space="preserve"> </w:t>
-      </w:r>
-      <w:r>
-        <w:rPr>
-          <w:sz w:val="20"/>
-        </w:rPr>
-        <w:t>within</w:t>
-      </w:r>
-      <w:r>
-        <w:rPr>
-          <w:spacing w:val="-3"/>
-          <w:sz w:val="20"/>
-        </w:rPr>
-        <w:t xml:space="preserve"> </w:t>
-      </w:r>
-      <w:r>
-        <w:rPr>
-          <w:sz w:val="20"/>
-        </w:rPr>
-        <w:t>2%</w:t>
-      </w:r>
-      <w:r>
-        <w:rPr>
-          <w:spacing w:val="-4"/>
-          <w:sz w:val="20"/>
-        </w:rPr>
-        <w:t xml:space="preserve"> </w:t>
-      </w:r>
-      <w:r>
-        <w:rPr>
-          <w:sz w:val="20"/>
-        </w:rPr>
-        <w:t>of Shanghai Maglev</w:t>
+        <w:ind w:right="605"/>
+        <w:rPr>
+          <w:sz w:val="20"/>
+          <w:lang w:val="en-FR"/>
+        </w:rPr>
+      </w:pPr>
+      <w:r>
+        <w:rPr>
+          <w:sz w:val="20"/>
+          <w:lang w:val="en-FR"/>
+        </w:rPr>
+        <w:t>Designed and constructed a scaled Maglev train prototype using magnetic field analysis, achieving 96% theoretical validation</w:t>
       </w:r>
     </w:p>
     <w:p>
       <w:pPr>
-        <w:pStyle w:val="BodyText"/>
-        <w:spacing w:before="25"/>
-        <w:ind w:left="0" w:firstLine="0"/>
-      </w:pPr>
+        <w:pStyle w:val="ListParagraph"/>
+        <w:numPr>
+          <w:ilvl w:val="0"/>
+          <w:numId w:val="6"/>
+        </w:numPr>
+        <w:tabs>
+          <w:tab w:val="left" w:pos="735"/>
+        </w:tabs>
+        <w:ind w:right="605"/>
+        <w:rPr>
+          <w:sz w:val="20"/>
+          <w:lang w:val="en-FR"/>
+        </w:rPr>
+      </w:pPr>
+      <w:r>
+        <w:rPr>
+          <w:sz w:val="20"/>
+          <w:lang w:val="en-FR"/>
+        </w:rPr>
+        <w:t>Extrapolated results to a real Electromagnetic Suspension engine scale, predicting capacity within 2% of Shanghai Maglev</w:t>
+      </w:r>
     </w:p>
     <w:p>
       <w:pPr>
-        <w:pStyle w:val="BodyText"/>
-        <w:spacing w:before="25"/>
-        <w:ind w:left="0" w:firstLine="0"/>
+        <w:tabs>
+          <w:tab w:val="left" w:pos="735"/>
+        </w:tabs>
+        <w:ind w:right="720"/>
+        <w:rPr>
+          <w:sz w:val="20"/>
+        </w:rPr>
       </w:pPr>
     </w:p>
     <w:p>
@@ -4258,6 +3791,75 @@
         <w:tabs>
           <w:tab w:val="left" w:pos="734"/>
         </w:tabs>
+        <w:spacing w:before="4" w:line="255" w:lineRule="exact"/>
+        <w:ind w:left="350"/>
+        <w:rPr>
+          <w:sz w:val="20"/>
+        </w:rPr>
+      </w:pPr>
+      <w:r>
+        <w:rPr>
+          <w:b/>
+          <w:bCs/>
+          <w:spacing w:val="-2"/>
+          <w:sz w:val="20"/>
+        </w:rPr>
+        <w:t>CAD Tools</w:t>
+      </w:r>
+      <w:r>
+        <w:rPr>
+          <w:b/>
+          <w:bCs/>
+          <w:spacing w:val="-2"/>
+          <w:sz w:val="20"/>
+        </w:rPr>
+        <w:t>:</w:t>
+      </w:r>
+      <w:r>
+        <w:rPr>
+          <w:spacing w:val="-2"/>
+          <w:sz w:val="20"/>
+        </w:rPr>
+        <w:t xml:space="preserve"> Cadence </w:t>
+      </w:r>
+      <w:proofErr w:type="spellStart"/>
+      <w:r>
+        <w:rPr>
+          <w:spacing w:val="-2"/>
+          <w:sz w:val="20"/>
+        </w:rPr>
+        <w:t>Spectre</w:t>
+      </w:r>
+      <w:proofErr w:type="spellEnd"/>
+      <w:r>
+        <w:rPr>
+          <w:spacing w:val="-2"/>
+          <w:sz w:val="20"/>
+        </w:rPr>
+        <w:t xml:space="preserve">, PLECS, </w:t>
+      </w:r>
+      <w:proofErr w:type="spellStart"/>
+      <w:r>
+        <w:rPr>
+          <w:spacing w:val="-2"/>
+          <w:sz w:val="20"/>
+        </w:rPr>
+        <w:t>LTSpice</w:t>
+      </w:r>
+      <w:proofErr w:type="spellEnd"/>
+      <w:r>
+        <w:rPr>
+          <w:spacing w:val="-2"/>
+          <w:sz w:val="20"/>
+        </w:rPr>
+        <w:t>, Keysight ADS</w:t>
+      </w:r>
+    </w:p>
+    <w:p>
+      <w:pPr>
+        <w:tabs>
+          <w:tab w:val="left" w:pos="734"/>
+        </w:tabs>
         <w:spacing w:line="249" w:lineRule="exact"/>
         <w:ind w:left="350"/>
         <w:rPr>
@@ -4622,6 +4224,21 @@
         <w:t>statsmodels</w:t>
       </w:r>
       <w:proofErr w:type="spellEnd"/>
+      <w:r>
+        <w:rPr>
+          <w:spacing w:val="-2"/>
+          <w:sz w:val="20"/>
+        </w:rPr>
+        <w:t xml:space="preserve">, </w:t>
+      </w:r>
+      <w:proofErr w:type="spellStart"/>
+      <w:r>
+        <w:rPr>
+          <w:sz w:val="20"/>
+        </w:rPr>
+        <w:t>DSPy</w:t>
+      </w:r>
+      <w:proofErr w:type="spellEnd"/>
     </w:p>
     <w:p>
       <w:pPr>
@@ -4637,77 +4254,6 @@
         <w:rPr>
           <w:b/>
           <w:bCs/>
-          <w:spacing w:val="-2"/>
-          <w:sz w:val="20"/>
-        </w:rPr>
-        <w:t>AI</w:t>
-      </w:r>
-      <w:r>
-        <w:rPr>
-          <w:b/>
-          <w:bCs/>
-          <w:spacing w:val="-2"/>
-          <w:sz w:val="20"/>
-        </w:rPr>
-        <w:t xml:space="preserve"> Frameworks</w:t>
-      </w:r>
-      <w:r>
-        <w:rPr>
-          <w:b/>
-          <w:bCs/>
-          <w:spacing w:val="-2"/>
-          <w:sz w:val="20"/>
-        </w:rPr>
-        <w:t>:</w:t>
-      </w:r>
-      <w:r>
-        <w:rPr>
-          <w:spacing w:val="-2"/>
-          <w:sz w:val="20"/>
-        </w:rPr>
-        <w:t xml:space="preserve"> </w:t>
-      </w:r>
-      <w:proofErr w:type="spellStart"/>
-      <w:r>
-        <w:rPr>
-          <w:spacing w:val="-2"/>
-          <w:sz w:val="20"/>
-        </w:rPr>
-        <w:t>DSPy</w:t>
-      </w:r>
-      <w:proofErr w:type="spellEnd"/>
-      <w:r>
-        <w:rPr>
-          <w:spacing w:val="-2"/>
-          <w:sz w:val="20"/>
-        </w:rPr>
-        <w:t xml:space="preserve">, Agno, </w:t>
-      </w:r>
-      <w:proofErr w:type="spellStart"/>
-      <w:r>
-        <w:rPr>
-          <w:spacing w:val="-2"/>
-          <w:sz w:val="20"/>
-        </w:rPr>
-        <w:t>Gepa</w:t>
-      </w:r>
-      <w:proofErr w:type="spellEnd"/>
-    </w:p>
-    <w:p>
-      <w:pPr>
-        <w:tabs>
-          <w:tab w:val="left" w:pos="734"/>
-        </w:tabs>
-        <w:spacing w:before="4" w:line="255" w:lineRule="exact"/>
-        <w:ind w:left="350"/>
-        <w:rPr>
-          <w:sz w:val="20"/>
-        </w:rPr>
-      </w:pPr>
-      <w:r>
-        <w:rPr>
-          <w:b/>
-          <w:bCs/>
           <w:sz w:val="20"/>
         </w:rPr>
         <w:t>Scientific</w:t>
@@ -4779,75 +4325,6 @@
         <w:t>PySpice</w:t>
       </w:r>
       <w:proofErr w:type="spellEnd"/>
-    </w:p>
-    <w:p>
-      <w:pPr>
-        <w:tabs>
-          <w:tab w:val="left" w:pos="734"/>
-        </w:tabs>
-        <w:spacing w:before="4" w:line="255" w:lineRule="exact"/>
-        <w:ind w:left="350"/>
-        <w:rPr>
-          <w:sz w:val="20"/>
-        </w:rPr>
-      </w:pPr>
-      <w:r>
-        <w:rPr>
-          <w:b/>
-          <w:bCs/>
-          <w:spacing w:val="-2"/>
-          <w:sz w:val="20"/>
-        </w:rPr>
-        <w:t>Hardware and Circuit Design</w:t>
-      </w:r>
-      <w:r>
-        <w:rPr>
-          <w:b/>
-          <w:bCs/>
-          <w:spacing w:val="-2"/>
-          <w:sz w:val="20"/>
-        </w:rPr>
-        <w:t>:</w:t>
-      </w:r>
-      <w:r>
-        <w:rPr>
-          <w:spacing w:val="-2"/>
-          <w:sz w:val="20"/>
-        </w:rPr>
-        <w:t xml:space="preserve"> Cadence </w:t>
-      </w:r>
-      <w:proofErr w:type="spellStart"/>
-      <w:r>
-        <w:rPr>
-          <w:spacing w:val="-2"/>
-          <w:sz w:val="20"/>
-        </w:rPr>
-        <w:t>Spectre</w:t>
-      </w:r>
-      <w:proofErr w:type="spellEnd"/>
-      <w:r>
-        <w:rPr>
-          <w:spacing w:val="-2"/>
-          <w:sz w:val="20"/>
-        </w:rPr>
-        <w:t xml:space="preserve">, PLECS, </w:t>
-      </w:r>
-      <w:proofErr w:type="spellStart"/>
-      <w:r>
-        <w:rPr>
-          <w:spacing w:val="-2"/>
-          <w:sz w:val="20"/>
-        </w:rPr>
-        <w:t>LTSpice</w:t>
-      </w:r>
-      <w:proofErr w:type="spellEnd"/>
-      <w:r>
-        <w:rPr>
-          <w:spacing w:val="-2"/>
-          <w:sz w:val="20"/>
-        </w:rPr>
-        <w:t>, Keysight ADS</w:t>
-      </w:r>
     </w:p>
     <w:p>
       <w:pPr>
@@ -5236,6 +4713,345 @@
     </w:lvl>
   </w:abstractNum>
   <w:abstractNum w:abstractNumId="1" w15:restartNumberingAfterBreak="0">
+    <w:nsid w:val="30D231D8"/>
+    <w:multiLevelType w:val="hybridMultilevel"/>
+    <w:tmpl w:val="B366DE6C"/>
+    <w:lvl w:ilvl="0" w:tplc="08090001">
+      <w:start w:val="1"/>
+      <w:numFmt w:val="bullet"/>
+      <w:lvlText w:val=""/>
+      <w:lvlJc w:val="left"/>
+      <w:pPr>
+        <w:ind w:left="720" w:hanging="360"/>
+      </w:pPr>
+      <w:rPr>
+        <w:rFonts w:ascii="Symbol" w:hAnsi="Symbol" w:hint="default"/>
+      </w:rPr>
+    </w:lvl>
+    <w:lvl w:ilvl="1" w:tplc="08090003" w:tentative="1">
+      <w:start w:val="1"/>
+      <w:numFmt w:val="bullet"/>
+      <w:lvlText w:val="o"/>
+      <w:lvlJc w:val="left"/>
+      <w:pPr>
+        <w:ind w:left="1440" w:hanging="360"/>
+      </w:pPr>
+      <w:rPr>
+        <w:rFonts w:ascii="Courier New" w:hAnsi="Courier New" w:cs="Courier New" w:hint="default"/>
+      </w:rPr>
+    </w:lvl>
+    <w:lvl w:ilvl="2" w:tplc="08090005" w:tentative="1">
+      <w:start w:val="1"/>
+      <w:numFmt w:val="bullet"/>
+      <w:lvlText w:val=""/>
+      <w:lvlJc w:val="left"/>
+      <w:pPr>
+        <w:ind w:left="2160" w:hanging="360"/>
+      </w:pPr>
+      <w:rPr>
+        <w:rFonts w:ascii="Wingdings" w:hAnsi="Wingdings" w:hint="default"/>
+      </w:rPr>
+    </w:lvl>
+    <w:lvl w:ilvl="3" w:tplc="08090001" w:tentative="1">
+      <w:start w:val="1"/>
+      <w:numFmt w:val="bullet"/>
+      <w:lvlText w:val=""/>
+      <w:lvlJc w:val="left"/>
+      <w:pPr>
+        <w:ind w:left="2880" w:hanging="360"/>
+      </w:pPr>
+      <w:rPr>
+        <w:rFonts w:ascii="Symbol" w:hAnsi="Symbol" w:hint="default"/>
+      </w:rPr>
+    </w:lvl>
+    <w:lvl w:ilvl="4" w:tplc="08090003" w:tentative="1">
+      <w:start w:val="1"/>
+      <w:numFmt w:val="bullet"/>
+      <w:lvlText w:val="o"/>
+      <w:lvlJc w:val="left"/>
+      <w:pPr>
+        <w:ind w:left="3600" w:hanging="360"/>
+      </w:pPr>
+      <w:rPr>
+        <w:rFonts w:ascii="Courier New" w:hAnsi="Courier New" w:cs="Courier New" w:hint="default"/>
+      </w:rPr>
+    </w:lvl>
+    <w:lvl w:ilvl="5" w:tplc="08090005" w:tentative="1">
+      <w:start w:val="1"/>
+      <w:numFmt w:val="bullet"/>
+      <w:lvlText w:val=""/>
+      <w:lvlJc w:val="left"/>
+      <w:pPr>
+        <w:ind w:left="4320" w:hanging="360"/>
+      </w:pPr>
+      <w:rPr>
+        <w:rFonts w:ascii="Wingdings" w:hAnsi="Wingdings" w:hint="default"/>
+      </w:rPr>
+    </w:lvl>
+    <w:lvl w:ilvl="6" w:tplc="08090001" w:tentative="1">
+      <w:start w:val="1"/>
+      <w:numFmt w:val="bullet"/>
+      <w:lvlText w:val=""/>
+      <w:lvlJc w:val="left"/>
+      <w:pPr>
+        <w:ind w:left="5040" w:hanging="360"/>
+      </w:pPr>
+      <w:rPr>
+        <w:rFonts w:ascii="Symbol" w:hAnsi="Symbol" w:hint="default"/>
+      </w:rPr>
+    </w:lvl>
+    <w:lvl w:ilvl="7" w:tplc="08090003" w:tentative="1">
+      <w:start w:val="1"/>
+      <w:numFmt w:val="bullet"/>
+      <w:lvlText w:val="o"/>
+      <w:lvlJc w:val="left"/>
+      <w:pPr>
+        <w:ind w:left="5760" w:hanging="360"/>
+      </w:pPr>
+      <w:rPr>
+        <w:rFonts w:ascii="Courier New" w:hAnsi="Courier New" w:cs="Courier New" w:hint="default"/>
+      </w:rPr>
+    </w:lvl>
+    <w:lvl w:ilvl="8" w:tplc="08090005" w:tentative="1">
+      <w:start w:val="1"/>
+      <w:numFmt w:val="bullet"/>
+      <w:lvlText w:val=""/>
+      <w:lvlJc w:val="left"/>
+      <w:pPr>
+        <w:ind w:left="6480" w:hanging="360"/>
+      </w:pPr>
+      <w:rPr>
+        <w:rFonts w:ascii="Wingdings" w:hAnsi="Wingdings" w:hint="default"/>
+      </w:rPr>
+    </w:lvl>
+  </w:abstractNum>
+  <w:abstractNum w:abstractNumId="2" w15:restartNumberingAfterBreak="0">
+    <w:nsid w:val="4A590EBA"/>
+    <w:multiLevelType w:val="hybridMultilevel"/>
+    <w:tmpl w:val="6E2282C4"/>
+    <w:lvl w:ilvl="0" w:tplc="08090001">
+      <w:start w:val="1"/>
+      <w:numFmt w:val="bullet"/>
+      <w:lvlText w:val=""/>
+      <w:lvlJc w:val="left"/>
+      <w:pPr>
+        <w:ind w:left="720" w:hanging="360"/>
+      </w:pPr>
+      <w:rPr>
+        <w:rFonts w:ascii="Symbol" w:hAnsi="Symbol" w:hint="default"/>
+      </w:rPr>
+    </w:lvl>
+    <w:lvl w:ilvl="1" w:tplc="08090003" w:tentative="1">
+      <w:start w:val="1"/>
+      <w:numFmt w:val="bullet"/>
+      <w:lvlText w:val="o"/>
+      <w:lvlJc w:val="left"/>
+      <w:pPr>
+        <w:ind w:left="1440" w:hanging="360"/>
+      </w:pPr>
+      <w:rPr>
+        <w:rFonts w:ascii="Courier New" w:hAnsi="Courier New" w:cs="Courier New" w:hint="default"/>
+      </w:rPr>
+    </w:lvl>
+    <w:lvl w:ilvl="2" w:tplc="08090005" w:tentative="1">
+      <w:start w:val="1"/>
+      <w:numFmt w:val="bullet"/>
+      <w:lvlText w:val=""/>
+      <w:lvlJc w:val="left"/>
+      <w:pPr>
+        <w:ind w:left="2160" w:hanging="360"/>
+      </w:pPr>
+      <w:rPr>
+        <w:rFonts w:ascii="Wingdings" w:hAnsi="Wingdings" w:hint="default"/>
+      </w:rPr>
+    </w:lvl>
+    <w:lvl w:ilvl="3" w:tplc="08090001" w:tentative="1">
+      <w:start w:val="1"/>
+      <w:numFmt w:val="bullet"/>
+      <w:lvlText w:val=""/>
+      <w:lvlJc w:val="left"/>
+      <w:pPr>
+        <w:ind w:left="2880" w:hanging="360"/>
+      </w:pPr>
+      <w:rPr>
+        <w:rFonts w:ascii="Symbol" w:hAnsi="Symbol" w:hint="default"/>
+      </w:rPr>
+    </w:lvl>
+    <w:lvl w:ilvl="4" w:tplc="08090003" w:tentative="1">
+      <w:start w:val="1"/>
+      <w:numFmt w:val="bullet"/>
+      <w:lvlText w:val="o"/>
+      <w:lvlJc w:val="left"/>
+      <w:pPr>
+        <w:ind w:left="3600" w:hanging="360"/>
+      </w:pPr>
+      <w:rPr>
+        <w:rFonts w:ascii="Courier New" w:hAnsi="Courier New" w:cs="Courier New" w:hint="default"/>
+      </w:rPr>
+    </w:lvl>
+    <w:lvl w:ilvl="5" w:tplc="08090005" w:tentative="1">
+      <w:start w:val="1"/>
+      <w:numFmt w:val="bullet"/>
+      <w:lvlText w:val=""/>
+      <w:lvlJc w:val="left"/>
+      <w:pPr>
+        <w:ind w:left="4320" w:hanging="360"/>
+      </w:pPr>
+      <w:rPr>
+        <w:rFonts w:ascii="Wingdings" w:hAnsi="Wingdings" w:hint="default"/>
+      </w:rPr>
+    </w:lvl>
+    <w:lvl w:ilvl="6" w:tplc="08090001" w:tentative="1">
+      <w:start w:val="1"/>
+      <w:numFmt w:val="bullet"/>
+      <w:lvlText w:val=""/>
+      <w:lvlJc w:val="left"/>
+      <w:pPr>
+        <w:ind w:left="5040" w:hanging="360"/>
+      </w:pPr>
+      <w:rPr>
+        <w:rFonts w:ascii="Symbol" w:hAnsi="Symbol" w:hint="default"/>
+      </w:rPr>
+    </w:lvl>
+    <w:lvl w:ilvl="7" w:tplc="08090003" w:tentative="1">
+      <w:start w:val="1"/>
+      <w:numFmt w:val="bullet"/>
+      <w:lvlText w:val="o"/>
+      <w:lvlJc w:val="left"/>
+      <w:pPr>
+        <w:ind w:left="5760" w:hanging="360"/>
+      </w:pPr>
+      <w:rPr>
+        <w:rFonts w:ascii="Courier New" w:hAnsi="Courier New" w:cs="Courier New" w:hint="default"/>
+      </w:rPr>
+    </w:lvl>
+    <w:lvl w:ilvl="8" w:tplc="08090005" w:tentative="1">
+      <w:start w:val="1"/>
+      <w:numFmt w:val="bullet"/>
+      <w:lvlText w:val=""/>
+      <w:lvlJc w:val="left"/>
+      <w:pPr>
+        <w:ind w:left="6480" w:hanging="360"/>
+      </w:pPr>
+      <w:rPr>
+        <w:rFonts w:ascii="Wingdings" w:hAnsi="Wingdings" w:hint="default"/>
+      </w:rPr>
+    </w:lvl>
+  </w:abstractNum>
+  <w:abstractNum w:abstractNumId="3" w15:restartNumberingAfterBreak="0">
+    <w:nsid w:val="6DBD4C3C"/>
+    <w:multiLevelType w:val="hybridMultilevel"/>
+    <w:tmpl w:val="CFFEDCE4"/>
+    <w:lvl w:ilvl="0" w:tplc="08090001">
+      <w:start w:val="1"/>
+      <w:numFmt w:val="bullet"/>
+      <w:lvlText w:val=""/>
+      <w:lvlJc w:val="left"/>
+      <w:pPr>
+        <w:ind w:left="1070" w:hanging="360"/>
+      </w:pPr>
+      <w:rPr>
+        <w:rFonts w:ascii="Symbol" w:hAnsi="Symbol" w:hint="default"/>
+      </w:rPr>
+    </w:lvl>
+    <w:lvl w:ilvl="1" w:tplc="08090003" w:tentative="1">
+      <w:start w:val="1"/>
+      <w:numFmt w:val="bullet"/>
+      <w:lvlText w:val="o"/>
+      <w:lvlJc w:val="left"/>
+      <w:pPr>
+        <w:ind w:left="1790" w:hanging="360"/>
+      </w:pPr>
+      <w:rPr>
+        <w:rFonts w:ascii="Courier New" w:hAnsi="Courier New" w:cs="Courier New" w:hint="default"/>
+      </w:rPr>
+    </w:lvl>
+    <w:lvl w:ilvl="2" w:tplc="08090005" w:tentative="1">
+      <w:start w:val="1"/>
+      <w:numFmt w:val="bullet"/>
+      <w:lvlText w:val=""/>
+      <w:lvlJc w:val="left"/>
+      <w:pPr>
+        <w:ind w:left="2510" w:hanging="360"/>
+      </w:pPr>
+      <w:rPr>
+        <w:rFonts w:ascii="Wingdings" w:hAnsi="Wingdings" w:hint="default"/>
+      </w:rPr>
+    </w:lvl>
+    <w:lvl w:ilvl="3" w:tplc="08090001" w:tentative="1">
+      <w:start w:val="1"/>
+      <w:numFmt w:val="bullet"/>
+      <w:lvlText w:val=""/>
+      <w:lvlJc w:val="left"/>
+      <w:pPr>
+        <w:ind w:left="3230" w:hanging="360"/>
+      </w:pPr>
+      <w:rPr>
+        <w:rFonts w:ascii="Symbol" w:hAnsi="Symbol" w:hint="default"/>
+      </w:rPr>
+    </w:lvl>
+    <w:lvl w:ilvl="4" w:tplc="08090003" w:tentative="1">
+      <w:start w:val="1"/>
+      <w:numFmt w:val="bullet"/>
+      <w:lvlText w:val="o"/>
+      <w:lvlJc w:val="left"/>
+      <w:pPr>
+        <w:ind w:left="3950" w:hanging="360"/>
+      </w:pPr>
+      <w:rPr>
+        <w:rFonts w:ascii="Courier New" w:hAnsi="Courier New" w:cs="Courier New" w:hint="default"/>
+      </w:rPr>
+    </w:lvl>
+    <w:lvl w:ilvl="5" w:tplc="08090005" w:tentative="1">
+      <w:start w:val="1"/>
+      <w:numFmt w:val="bullet"/>
+      <w:lvlText w:val=""/>
+      <w:lvlJc w:val="left"/>
+      <w:pPr>
+        <w:ind w:left="4670" w:hanging="360"/>
+      </w:pPr>
+      <w:rPr>
+        <w:rFonts w:ascii="Wingdings" w:hAnsi="Wingdings" w:hint="default"/>
+      </w:rPr>
+    </w:lvl>
+    <w:lvl w:ilvl="6" w:tplc="08090001" w:tentative="1">
+      <w:start w:val="1"/>
+      <w:numFmt w:val="bullet"/>
+      <w:lvlText w:val=""/>
+      <w:lvlJc w:val="left"/>
+      <w:pPr>
+        <w:ind w:left="5390" w:hanging="360"/>
+      </w:pPr>
+      <w:rPr>
+        <w:rFonts w:ascii="Symbol" w:hAnsi="Symbol" w:hint="default"/>
+      </w:rPr>
+    </w:lvl>
+    <w:lvl w:ilvl="7" w:tplc="08090003" w:tentative="1">
+      <w:start w:val="1"/>
+      <w:numFmt w:val="bullet"/>
+      <w:lvlText w:val="o"/>
+      <w:lvlJc w:val="left"/>
+      <w:pPr>
+        <w:ind w:left="6110" w:hanging="360"/>
+      </w:pPr>
+      <w:rPr>
+        <w:rFonts w:ascii="Courier New" w:hAnsi="Courier New" w:cs="Courier New" w:hint="default"/>
+      </w:rPr>
+    </w:lvl>
+    <w:lvl w:ilvl="8" w:tplc="08090005" w:tentative="1">
+      <w:start w:val="1"/>
+      <w:numFmt w:val="bullet"/>
+      <w:lvlText w:val=""/>
+      <w:lvlJc w:val="left"/>
+      <w:pPr>
+        <w:ind w:left="6830" w:hanging="360"/>
+      </w:pPr>
+      <w:rPr>
+        <w:rFonts w:ascii="Wingdings" w:hAnsi="Wingdings" w:hint="default"/>
+      </w:rPr>
+    </w:lvl>
+  </w:abstractNum>
+  <w:abstractNum w:abstractNumId="4" w15:restartNumberingAfterBreak="0">
     <w:nsid w:val="6E602514"/>
     <w:multiLevelType w:val="hybridMultilevel"/>
     <w:tmpl w:val="1E448062"/>
@@ -5356,7 +5172,7 @@
       </w:rPr>
     </w:lvl>
   </w:abstractNum>
-  <w:abstractNum w:abstractNumId="2" w15:restartNumberingAfterBreak="0">
+  <w:abstractNum w:abstractNumId="5" w15:restartNumberingAfterBreak="0">
     <w:nsid w:val="7C5649EA"/>
     <w:multiLevelType w:val="hybridMultilevel"/>
     <w:tmpl w:val="AACCE5AE"/>
@@ -5470,13 +5286,22 @@
     </w:lvl>
   </w:abstractNum>
   <w:num w:numId="1" w16cid:durableId="1278636750">
-    <w:abstractNumId w:val="1"/>
+    <w:abstractNumId w:val="4"/>
   </w:num>
   <w:num w:numId="2" w16cid:durableId="63142116">
     <w:abstractNumId w:val="0"/>
   </w:num>
   <w:num w:numId="3" w16cid:durableId="456022391">
+    <w:abstractNumId w:val="5"/>
+  </w:num>
+  <w:num w:numId="4" w16cid:durableId="774637867">
+    <w:abstractNumId w:val="3"/>
+  </w:num>
+  <w:num w:numId="5" w16cid:durableId="747536180">
     <w:abstractNumId w:val="2"/>
+  </w:num>
+  <w:num w:numId="6" w16cid:durableId="1922055663">
+    <w:abstractNumId w:val="1"/>
   </w:num>
 </w:numbering>
 </file>
@@ -5927,7 +5752,6 @@
   <w:style w:type="character" w:default="1" w:styleId="DefaultParagraphFont">
     <w:name w:val="Default Paragraph Font"/>
     <w:uiPriority w:val="1"/>
-    <w:semiHidden/>
     <w:unhideWhenUsed/>
   </w:style>
   <w:style w:type="table" w:default="1" w:styleId="TableNormal">
